--- a/Docker commands.docx
+++ b/Docker commands.docx
@@ -5032,8 +5032,524 @@
       </w:r>
     </w:p>
     <w:p/>
+    <w:p>
+      <w:pPr>
+        <w:pStyle w:val="Heading1"/>
+      </w:pPr>
+      <w:r>
+        <w:t>Docker Volume</w:t>
+      </w:r>
+    </w:p>
     <w:p/>
+    <w:p>
+      <w:r>
+        <w:t xml:space="preserve">PS C:\Users\Admin\Desktop\VT-DE5M5&gt; </w:t>
+      </w:r>
+      <w:proofErr w:type="gramStart"/>
+      <w:r>
+        <w:t>cd .</w:t>
+      </w:r>
+      <w:proofErr w:type="gramEnd"/>
+      <w:r>
+        <w:t>\</w:t>
+      </w:r>
+      <w:proofErr w:type="spellStart"/>
+      <w:r>
+        <w:t>docker_volume_demo</w:t>
+      </w:r>
+      <w:proofErr w:type="spellEnd"/>
+    </w:p>
+    <w:p>
+      <w:r>
+        <w:t xml:space="preserve">PS C:\Users\Admin\Desktop\VT-DE5M5\docker_volume_demo&gt; </w:t>
+      </w:r>
+      <w:proofErr w:type="gramStart"/>
+      <w:r>
+        <w:t>python .</w:t>
+      </w:r>
+      <w:proofErr w:type="gramEnd"/>
+      <w:r>
+        <w:t>\hello_vol.py</w:t>
+      </w:r>
+    </w:p>
+    <w:p>
+      <w:r>
+        <w:t>Traceback (most recent call last):</w:t>
+      </w:r>
+    </w:p>
+    <w:p>
+      <w:r>
+        <w:t xml:space="preserve">  File "C:\Users\Admin\Desktop\VT-DE5M5\docker_volume_demo\hello_vol.py", line 6, in &lt;module&gt;</w:t>
+      </w:r>
+    </w:p>
+    <w:p>
+      <w:r>
+        <w:t xml:space="preserve">    </w:t>
+      </w:r>
+      <w:proofErr w:type="spellStart"/>
+      <w:r>
+        <w:t xml:space="preserve">with </w:t>
+      </w:r>
+      <w:proofErr w:type="gramStart"/>
+      <w:r>
+        <w:t>out</w:t>
+      </w:r>
+      <w:proofErr w:type="spellEnd"/>
+      <w:r>
+        <w:t>.open</w:t>
+      </w:r>
+      <w:proofErr w:type="gramEnd"/>
+      <w:r>
+        <w:t>("a") as f:</w:t>
+      </w:r>
+    </w:p>
+    <w:p>
+      <w:r>
+        <w:lastRenderedPageBreak/>
+        <w:t xml:space="preserve">         ^^^^^^^^^^^^^</w:t>
+      </w:r>
+    </w:p>
+    <w:p>
+      <w:r>
+        <w:t xml:space="preserve">  File "C:\Program Files\Python312\Lib\pathlib.py", line 1013, in open</w:t>
+      </w:r>
+    </w:p>
+    <w:p>
+      <w:r>
+        <w:t xml:space="preserve">    return </w:t>
+      </w:r>
+      <w:proofErr w:type="spellStart"/>
+      <w:proofErr w:type="gramStart"/>
+      <w:r>
+        <w:t>io.open</w:t>
+      </w:r>
+      <w:proofErr w:type="spellEnd"/>
+      <w:proofErr w:type="gramEnd"/>
+      <w:r>
+        <w:t>(self, mode, buffering, encoding, errors, newline)</w:t>
+      </w:r>
+    </w:p>
+    <w:p>
+      <w:r>
+        <w:t xml:space="preserve">           ^^^^^^^^^^^^^^^^^^^^^^^^^^^^^^^^^^^^^^^^^^^^^^^^^^^^^^^^^</w:t>
+      </w:r>
+    </w:p>
+    <w:p>
+      <w:proofErr w:type="spellStart"/>
+      <w:r>
+        <w:t>FileNotFoundError</w:t>
+      </w:r>
+      <w:proofErr w:type="spellEnd"/>
+      <w:r>
+        <w:t>: [</w:t>
+      </w:r>
+      <w:proofErr w:type="spellStart"/>
+      <w:r>
+        <w:t>Errno</w:t>
+      </w:r>
+      <w:proofErr w:type="spellEnd"/>
+      <w:r>
+        <w:t xml:space="preserve"> 2] No such file or directory: '\\data\\hello.txt'</w:t>
+      </w:r>
+    </w:p>
+    <w:p>
+      <w:r>
+        <w:t xml:space="preserve">PS C:\Users\Admin\Desktop\VT-DE5M5\docker_volume_demo&gt; </w:t>
+      </w:r>
+      <w:proofErr w:type="gramStart"/>
+      <w:r>
+        <w:t>python .</w:t>
+      </w:r>
+      <w:proofErr w:type="gramEnd"/>
+      <w:r>
+        <w:t>\hello_vol.py</w:t>
+      </w:r>
+    </w:p>
+    <w:p>
+      <w:r>
+        <w:t xml:space="preserve">PS C:\Users\Admin\Desktop\VT-DE5M5\docker_volume_demo&gt; docker volume create </w:t>
+      </w:r>
+      <w:proofErr w:type="spellStart"/>
+      <w:r>
+        <w:t>docker_volume_demo</w:t>
+      </w:r>
+      <w:proofErr w:type="spellEnd"/>
+      <w:r>
+        <w:t xml:space="preserve">     </w:t>
+      </w:r>
+    </w:p>
+    <w:p>
+      <w:proofErr w:type="spellStart"/>
+      <w:r>
+        <w:t>docker_volume_demo</w:t>
+      </w:r>
+      <w:proofErr w:type="spellEnd"/>
+      <w:r>
+        <w:t xml:space="preserve">                                                                                 </w:t>
+      </w:r>
+    </w:p>
+    <w:p>
+      <w:r>
+        <w:t>PS C:\Users\Admin\Desktop\VT-DE5M5\docker_volume_demo&gt; docker volume ls</w:t>
+      </w:r>
+    </w:p>
+    <w:p>
+      <w:r>
+        <w:t>DRIVER    VOLUME NAME</w:t>
+      </w:r>
+    </w:p>
+    <w:p>
+      <w:r>
+        <w:t xml:space="preserve">local     </w:t>
+      </w:r>
+      <w:proofErr w:type="spellStart"/>
+      <w:r>
+        <w:t>docker_volume_demo</w:t>
+      </w:r>
+      <w:proofErr w:type="spellEnd"/>
+    </w:p>
+    <w:p>
+      <w:r>
+        <w:t xml:space="preserve">PS C:\Users\Admin\Desktop\VT-DE5M5\docker_volume_demo&gt; docker volume inspect </w:t>
+      </w:r>
+      <w:proofErr w:type="spellStart"/>
+      <w:r>
+        <w:t>docker_volume_demo</w:t>
+      </w:r>
+      <w:proofErr w:type="spellEnd"/>
+    </w:p>
+    <w:p>
+      <w:r>
+        <w:t>[</w:t>
+      </w:r>
+    </w:p>
+    <w:p>
+      <w:r>
+        <w:t xml:space="preserve">    {</w:t>
+      </w:r>
+    </w:p>
+    <w:p>
+      <w:r>
+        <w:t xml:space="preserve">        "</w:t>
+      </w:r>
+      <w:proofErr w:type="spellStart"/>
+      <w:r>
+        <w:t>CreatedAt</w:t>
+      </w:r>
+      <w:proofErr w:type="spellEnd"/>
+      <w:r>
+        <w:t>": "2026-08-19T12:36:03Z",</w:t>
+      </w:r>
+    </w:p>
+    <w:p>
+      <w:r>
+        <w:t xml:space="preserve">        "Driver": "local",</w:t>
+      </w:r>
+    </w:p>
+    <w:p>
+      <w:r>
+        <w:t xml:space="preserve">        "Labels": null,</w:t>
+      </w:r>
+    </w:p>
+    <w:p>
+      <w:r>
+        <w:t xml:space="preserve">        "Mountpoint": "/var/lib/docker/volumes/</w:t>
+      </w:r>
+      <w:proofErr w:type="spellStart"/>
+      <w:r>
+        <w:t>docker_volume_demo</w:t>
+      </w:r>
+      <w:proofErr w:type="spellEnd"/>
+      <w:r>
+        <w:t>/_data",</w:t>
+      </w:r>
+    </w:p>
+    <w:p>
+      <w:r>
+        <w:t xml:space="preserve">        "Name": "</w:t>
+      </w:r>
+      <w:proofErr w:type="spellStart"/>
+      <w:r>
+        <w:t>docker_volume_demo</w:t>
+      </w:r>
+      <w:proofErr w:type="spellEnd"/>
+      <w:r>
+        <w:t>",</w:t>
+      </w:r>
+    </w:p>
+    <w:p>
+      <w:r>
+        <w:t xml:space="preserve">        "Options": null,</w:t>
+      </w:r>
+    </w:p>
+    <w:p>
+      <w:r>
+        <w:t xml:space="preserve">        "Scope": "local"</w:t>
+      </w:r>
+    </w:p>
+    <w:p>
+      <w:r>
+        <w:t xml:space="preserve">    }</w:t>
+      </w:r>
+    </w:p>
+    <w:p>
+      <w:r>
+        <w:t>]</w:t>
+      </w:r>
+    </w:p>
+    <w:p>
+      <w:r>
+        <w:t xml:space="preserve">PS C:\Users\Admin\Desktop\VT-DE5M5\docker_volume_demo&gt; docker build -t </w:t>
+      </w:r>
+      <w:proofErr w:type="spellStart"/>
+      <w:r>
+        <w:t>hello_</w:t>
+      </w:r>
+      <w:proofErr w:type="gramStart"/>
+      <w:r>
+        <w:t>vol</w:t>
+      </w:r>
+      <w:proofErr w:type="spellEnd"/>
+      <w:r>
+        <w:t xml:space="preserve"> .</w:t>
+      </w:r>
+      <w:proofErr w:type="gramEnd"/>
+    </w:p>
+    <w:p>
+      <w:r>
+        <w:t>[+] Building 0.0s (0/0</w:t>
+      </w:r>
+      <w:proofErr w:type="gramStart"/>
+      <w:r>
+        <w:t xml:space="preserve">)  </w:t>
+      </w:r>
+      <w:proofErr w:type="spellStart"/>
+      <w:r>
+        <w:t>docker</w:t>
+      </w:r>
+      <w:proofErr w:type="gramEnd"/>
+      <w:r>
+        <w:t>:default</w:t>
+      </w:r>
+      <w:proofErr w:type="spellEnd"/>
+    </w:p>
+    <w:p>
+      <w:r>
+        <w:t>2026/08/19 13:37:36 http2: server: error reading preface from client //./pipe/</w:t>
+      </w:r>
+      <w:proofErr w:type="spellStart"/>
+      <w:r>
+        <w:t>docker_engine</w:t>
+      </w:r>
+      <w:proofErr w:type="spellEnd"/>
+      <w:r>
+        <w:t xml:space="preserve">: file </w:t>
+      </w:r>
+      <w:proofErr w:type="gramStart"/>
+      <w:r>
+        <w:t>h[</w:t>
+      </w:r>
+      <w:proofErr w:type="gramEnd"/>
+      <w:r>
+        <w:t xml:space="preserve">+] Building 1.1s (8/8) FINISHED                                                    </w:t>
+      </w:r>
+      <w:proofErr w:type="spellStart"/>
+      <w:r>
+        <w:t>docker:default</w:t>
+      </w:r>
+      <w:proofErr w:type="spellEnd"/>
+    </w:p>
+    <w:p>
+      <w:r>
+        <w:t xml:space="preserve"> =&gt; [internal] load build definition from </w:t>
+      </w:r>
+      <w:proofErr w:type="spellStart"/>
+      <w:r>
+        <w:t>Dockerfile</w:t>
+      </w:r>
+      <w:proofErr w:type="spellEnd"/>
+      <w:r>
+        <w:t xml:space="preserve">                                          0.0s</w:t>
+      </w:r>
+    </w:p>
+    <w:p>
+      <w:r>
+        <w:t xml:space="preserve"> =&gt; =&gt; transferring </w:t>
+      </w:r>
+      <w:proofErr w:type="spellStart"/>
+      <w:r>
+        <w:t>dockerfile</w:t>
+      </w:r>
+      <w:proofErr w:type="spellEnd"/>
+      <w:r>
+        <w:t xml:space="preserve">: 132B                                                          0.0s </w:t>
+      </w:r>
+    </w:p>
+    <w:p>
+      <w:r>
+        <w:t xml:space="preserve"> =&gt; [internal] load metadata for docker.io/library/python:3.12-slim                           0.8s </w:t>
+      </w:r>
+    </w:p>
+    <w:p>
+      <w:r>
+        <w:lastRenderedPageBreak/>
+        <w:t xml:space="preserve"> =&gt; [internal] </w:t>
+      </w:r>
+      <w:proofErr w:type="gramStart"/>
+      <w:r>
+        <w:t>load .</w:t>
+      </w:r>
+      <w:proofErr w:type="spellStart"/>
+      <w:r>
+        <w:t>dockerignore</w:t>
+      </w:r>
+      <w:proofErr w:type="spellEnd"/>
+      <w:proofErr w:type="gramEnd"/>
+      <w:r>
+        <w:t xml:space="preserve">                                                             0.0s </w:t>
+      </w:r>
+    </w:p>
+    <w:p>
+      <w:r>
+        <w:t xml:space="preserve"> =&gt; =&gt; transferring context: 2B                                                               0.0s </w:t>
+      </w:r>
+    </w:p>
+    <w:p>
+      <w:r>
+        <w:t xml:space="preserve"> =&gt; [1/3] FROM docker.io/library/python:3.12-slim@sha256:2c941e860699f878900b0edc2403613c</w:t>
+      </w:r>
+      <w:proofErr w:type="gramStart"/>
+      <w:r>
+        <w:t>234  0.0s</w:t>
+      </w:r>
+      <w:proofErr w:type="gramEnd"/>
+      <w:r>
+        <w:t xml:space="preserve"> </w:t>
+      </w:r>
+    </w:p>
+    <w:p>
+      <w:r>
+        <w:t xml:space="preserve"> =&gt; [internal] load build context                                                             0.0s </w:t>
+      </w:r>
+    </w:p>
+    <w:p>
+      <w:r>
+        <w:t xml:space="preserve"> =&gt; =&gt; transferring context: 206B                                                             0.0s </w:t>
+      </w:r>
+    </w:p>
+    <w:p>
+      <w:r>
+        <w:t xml:space="preserve"> =&gt; CACHED [2/3] WORKDIR /app                                                                 0.0s </w:t>
+      </w:r>
+    </w:p>
+    <w:p>
+      <w:r>
+        <w:t xml:space="preserve"> =&gt; [3/3] COPY </w:t>
+      </w:r>
+      <w:proofErr w:type="gramStart"/>
+      <w:r>
+        <w:t>hello_vol.py .</w:t>
+      </w:r>
+      <w:proofErr w:type="gramEnd"/>
+      <w:r>
+        <w:t xml:space="preserve">                                                                 0.0s </w:t>
+      </w:r>
+    </w:p>
+    <w:p>
+      <w:r>
+        <w:t xml:space="preserve"> =&gt; exporting to image                                                                        0.1s </w:t>
+      </w:r>
+    </w:p>
+    <w:p>
+      <w:r>
+        <w:t xml:space="preserve"> =&gt; =&gt; exporting layers                                                                       0.0s </w:t>
+      </w:r>
+    </w:p>
+    <w:p>
+      <w:r>
+        <w:t xml:space="preserve"> =&gt; =&gt; writing image sha</w:t>
+      </w:r>
+      <w:proofErr w:type="gramStart"/>
+      <w:r>
+        <w:t>256:f</w:t>
+      </w:r>
+      <w:proofErr w:type="gramEnd"/>
+      <w:r>
+        <w:t xml:space="preserve">0caa1f2850bae224951997587deb21ebb71feb70406c8fd3d57b0e00545f22c  0.0s </w:t>
+      </w:r>
+    </w:p>
+    <w:p>
+      <w:r>
+        <w:t xml:space="preserve"> =&gt; =&gt; naming to docker.io/library/</w:t>
+      </w:r>
+      <w:proofErr w:type="spellStart"/>
+      <w:r>
+        <w:t>hello_vol</w:t>
+      </w:r>
+      <w:proofErr w:type="spellEnd"/>
+      <w:r>
+        <w:t xml:space="preserve">                                                  0.0s </w:t>
+      </w:r>
+    </w:p>
     <w:p/>
+    <w:p>
+      <w:r>
+        <w:t>What's Next?</w:t>
+      </w:r>
+    </w:p>
+    <w:p>
+      <w:r>
+        <w:t xml:space="preserve">  1. Sign in to your Docker account → docker login</w:t>
+      </w:r>
+    </w:p>
+    <w:p>
+      <w:r>
+        <w:t xml:space="preserve">  2. View a summary of image vulnerabilities and recommendations → docker scout </w:t>
+      </w:r>
+      <w:proofErr w:type="spellStart"/>
+      <w:r>
+        <w:t>quickview</w:t>
+      </w:r>
+      <w:proofErr w:type="spellEnd"/>
+    </w:p>
+    <w:p>
+      <w:r>
+        <w:t xml:space="preserve">PS C:\Users\Admin\Desktop\VT-DE5M5\docker_volume_demo&gt; docker run -v my-data:/app </w:t>
+      </w:r>
+      <w:proofErr w:type="spellStart"/>
+      <w:r>
+        <w:t>hello_vol</w:t>
+      </w:r>
+      <w:proofErr w:type="spellEnd"/>
+      <w:r>
+        <w:t xml:space="preserve">        </w:t>
+      </w:r>
+    </w:p>
+    <w:p>
+      <w:r>
+        <w:t>PS C:\Users\Admin\Desktop\VT-DE5M5\docker_volume_demo&gt; docker volume create my-data</w:t>
+      </w:r>
+    </w:p>
+    <w:p>
+      <w:r>
+        <w:t>my-data</w:t>
+      </w:r>
+    </w:p>
+    <w:p>
+      <w:r>
+        <w:t xml:space="preserve">PS C:\Users\Admin\Desktop\VT-DE5M5\docker_volume_demo&gt; docker run -v my-data:/app </w:t>
+      </w:r>
+      <w:proofErr w:type="spellStart"/>
+      <w:r>
+        <w:t>hello_vol</w:t>
+      </w:r>
+      <w:proofErr w:type="spellEnd"/>
+    </w:p>
+    <w:p>
+      <w:r>
+        <w:t xml:space="preserve">PS C:\Users\Admin\Desktop\VT-DE5M5\docker_volume_demo&gt; </w:t>
+      </w:r>
+    </w:p>
     <w:p/>
     <w:p/>
     <w:p/>
@@ -5451,6 +5967,27 @@
     <w:name w:val="Normal"/>
     <w:qFormat/>
   </w:style>
+  <w:style w:type="paragraph" w:styleId="Heading1">
+    <w:name w:val="heading 1"/>
+    <w:basedOn w:val="Normal"/>
+    <w:next w:val="Normal"/>
+    <w:link w:val="Heading1Char"/>
+    <w:uiPriority w:val="9"/>
+    <w:qFormat/>
+    <w:rsid w:val="00571FEE"/>
+    <w:pPr>
+      <w:keepNext/>
+      <w:keepLines/>
+      <w:spacing w:before="240" w:after="0"/>
+      <w:outlineLvl w:val="0"/>
+    </w:pPr>
+    <w:rPr>
+      <w:rFonts w:asciiTheme="majorHAnsi" w:eastAsiaTheme="majorEastAsia" w:hAnsiTheme="majorHAnsi" w:cstheme="majorBidi"/>
+      <w:color w:val="2F5496" w:themeColor="accent1" w:themeShade="BF"/>
+      <w:sz w:val="32"/>
+      <w:szCs w:val="32"/>
+    </w:rPr>
+  </w:style>
   <w:style w:type="character" w:default="1" w:styleId="DefaultParagraphFont">
     <w:name w:val="Default Paragraph Font"/>
     <w:uiPriority w:val="1"/>
@@ -5477,6 +6014,19 @@
     <w:uiPriority w:val="99"/>
     <w:semiHidden/>
     <w:unhideWhenUsed/>
+  </w:style>
+  <w:style w:type="character" w:customStyle="1" w:styleId="Heading1Char">
+    <w:name w:val="Heading 1 Char"/>
+    <w:basedOn w:val="DefaultParagraphFont"/>
+    <w:link w:val="Heading1"/>
+    <w:uiPriority w:val="9"/>
+    <w:rsid w:val="00571FEE"/>
+    <w:rPr>
+      <w:rFonts w:asciiTheme="majorHAnsi" w:eastAsiaTheme="majorEastAsia" w:hAnsiTheme="majorHAnsi" w:cstheme="majorBidi"/>
+      <w:color w:val="2F5496" w:themeColor="accent1" w:themeShade="BF"/>
+      <w:sz w:val="32"/>
+      <w:szCs w:val="32"/>
+    </w:rPr>
   </w:style>
 </w:styles>
 </file>
